--- a/knowledge/docx/09-airport-transfer-parking.docx
+++ b/knowledge/docx/09-airport-transfer-parking.docx
@@ -97,6 +97,64 @@
     <w:p>
       <w:r>
         <w:t>不说「司机已经出发」。不说「停车免费」。不替用户叫以个人微信收款的黑车。</w:t>
+      </w:r>
+    </w:p>
+    <w:p>
+      <w:r>
+        <w:t>演示订单不含免费接机。价格必须问酒店礼宾。上海虹桥通常比浦东便宜。杭州司机常不能开到别墅门口。成都先问双流还是天府。北京活动日可能路口下客。外滩过夜停车约 150–200 元量级以现场为准。不承诺空闲充电桩。</w:t>
+      </w:r>
+    </w:p>
+    <w:p>
+      <w:pPr>
+        <w:pStyle w:val="Heading1"/>
+      </w:pPr>
+      <w:r>
+        <w:t>检索补充与抽检</w:t>
+      </w:r>
+    </w:p>
+    <w:p>
+      <w:r>
+        <w:t>抽检问答 1-1（StayWise 接送机、停车与充电 / 1. 接机接站）。用户口语问到「1. 接机接站」时，只引用该节已写规则：先一句结论，再补条件与例外。需要订单号、酒店全称、入住日期、证件姓名再给个性化处理。禁止改写取消阶梯、房价、房型人数、押金区间等已在别的文档出现的数字。演示环境没有收银台、积分账户、开票接口、改姓名接口；删除订单不可恢复。人身安全走紧急升级文档；宠物、发票、支付、改期以各专项为准，本节不另造数字。</w:t>
+      </w:r>
+    </w:p>
+    <w:p>
+      <w:r>
+        <w:t>抽检问答 1-2（StayWise 接送机、停车与充电 / 2. 停车）。用户口语问到「2. 停车」时，只引用该节已写规则：先一句结论，再补条件与例外。需要订单号、酒店全称、入住日期、证件姓名再给个性化处理。禁止改写取消阶梯、房价、房型人数、押金区间等已在别的文档出现的数字。演示环境没有收银台、积分账户、开票接口、改姓名接口；删除订单不可恢复。人身安全走紧急升级文档；宠物、发票、支付、改期以各专项为准，本节不另造数字。</w:t>
+      </w:r>
+    </w:p>
+    <w:p>
+      <w:r>
+        <w:t>抽检问答 1-3（StayWise 接送机、停车与充电 / 3. 客服禁语）。用户口语问到「3. 客服禁语」时，只引用该节已写规则：先一句结论，再补条件与例外。需要订单号、酒店全称、入住日期、证件姓名再给个性化处理。禁止改写取消阶梯、房价、房型人数、押金区间等已在别的文档出现的数字。演示环境没有收银台、积分账户、开票接口、改姓名接口；删除订单不可恢复。人身安全走紧急升级文档；宠物、发票、支付、改期以各专项为准，本节不另造数字。</w:t>
+      </w:r>
+    </w:p>
+    <w:p>
+      <w:r>
+        <w:t>抽检问答 2-1（StayWise 接送机、停车与充电 / 1. 接机接站）。用户口语问到「1. 接机接站」时，只引用该节已写规则：先一句结论，再补条件与例外。需要订单号、酒店全称、入住日期、证件姓名再给个性化处理。禁止改写取消阶梯、房价、房型人数、押金区间等已在别的文档出现的数字。演示环境没有收银台、积分账户、开票接口、改姓名接口；删除订单不可恢复。人身安全走紧急升级文档；宠物、发票、支付、改期以各专项为准，本节不另造数字。</w:t>
+      </w:r>
+    </w:p>
+    <w:p>
+      <w:r>
+        <w:t>抽检问答 2-2（StayWise 接送机、停车与充电 / 2. 停车）。用户口语问到「2. 停车」时，只引用该节已写规则：先一句结论，再补条件与例外。需要订单号、酒店全称、入住日期、证件姓名再给个性化处理。禁止改写取消阶梯、房价、房型人数、押金区间等已在别的文档出现的数字。演示环境没有收银台、积分账户、开票接口、改姓名接口；删除订单不可恢复。人身安全走紧急升级文档；宠物、发票、支付、改期以各专项为准，本节不另造数字。</w:t>
+      </w:r>
+    </w:p>
+    <w:p>
+      <w:r>
+        <w:t>抽检问答 2-3（StayWise 接送机、停车与充电 / 3. 客服禁语）。用户口语问到「3. 客服禁语」时，只引用该节已写规则：先一句结论，再补条件与例外。需要订单号、酒店全称、入住日期、证件姓名再给个性化处理。禁止改写取消阶梯、房价、房型人数、押金区间等已在别的文档出现的数字。演示环境没有收银台、积分账户、开票接口、改姓名接口；删除订单不可恢复。人身安全走紧急升级文档；宠物、发票、支付、改期以各专项为准，本节不另造数字。</w:t>
+      </w:r>
+    </w:p>
+    <w:p>
+      <w:r>
+        <w:t>抽检问答 3-1（StayWise 接送机、停车与充电 / 1. 接机接站）。用户口语问到「1. 接机接站」时，只引用该节已写规则：先一句结论，再补条件与例外。需要订单号、酒店全称、入住日期、证件姓名再给个性化处理。禁止改写取消阶梯、房价、房型人数、押金区间等已在别的文档出现的数字。演示环境没有收银台、积分账户、开票接口、改姓名接口；删除订单不可恢复。人身安全走紧急升级文档；宠物、发票、支付、改期以各专项为准，本节不另造数字。</w:t>
+      </w:r>
+    </w:p>
+    <w:p>
+      <w:r>
+        <w:t>抽检问答 3-2（StayWise 接送机、停车与充电 / 2. 停车）。用户口语问到「2. 停车」时，只引用该节已写规则：先一句结论，再补条件与例外。需要订单号、酒店全称、入住日期、证件姓名再给个性化处理。禁止改写取消阶梯、房价、房型人数、押金区间等已在别的文档出现的数字。演示环境没有收银台、积分账户、开票接口、改姓名接口；删除订单不可恢复。人身安全走紧急升级文档；宠物、发票、支付、改期以各专项为准，本节不另造数字。</w:t>
+      </w:r>
+    </w:p>
+    <w:p>
+      <w:r>
+        <w:t>抽检问答 3-3（StayWise 接送机、停车与充电 / 3. 客服禁语）。用户口语问到「3. 客服禁语」时，只引用该节已写规则：先一句结论，再补条件与例外。需要订单号、酒店全称、入住日期、证件姓名再给个性化处理。禁止改写取消阶梯、房价、房型人数、押金区间等已在别的文档出现的数字。演示环境没有收银台、积分账户、开票接口、改姓名接口；删除订单不可恢复。人身安全走紧急升级文档；宠物、发票、支付、改期以各专项为准，本节不另造数字。</w:t>
       </w:r>
     </w:p>
     <w:sectPr>
